--- a/tests/golden/expected/G-11_spec.docx
+++ b/tests/golden/expected/G-11_spec.docx
@@ -528,7 +528,7 @@
         <ns0:jc ns0:val="both"/>
       </ns0:pPr>
       <ns0:r>
-        <ns0:t xml:space="preserve">7. Заказчик обязуется подготовить ровную площадку (перепад высот не более 10 см на площадку 35м) для изготовления монолитного фундамента Весов, свободную от инженерных коммуникаций, несущая способность грунта – не менее 2 кг/см². В случае перепада высот более 10 см на площадке дополнительные затраты на строительство фундамента оплачиваются по дополнительному соглашению.</ns0:t>
+        <ns0:t xml:space="preserve">7. Заказчик обязуется подготовить ровную площадку (перепад высот не более 10 см на площадке 35 м) для изготовления монолитного фундамента Весов, свободную от инженерных коммуникаций, несущая способность грунта – не менее 2 кг/см². В случае перепада высот более 10 см на площадке дополнительные затраты на строительство фундамента оплачиваются по дополнительному соглашению.</ns0:t>
       </ns0:r>
     </ns0:p>
     <ns0:p>

--- a/tests/golden/expected/G-11_spec.docx
+++ b/tests/golden/expected/G-11_spec.docx
@@ -466,7 +466,7 @@
     </ns0:p>
     <ns0:p>
       <ns0:r>
-        <ns0:t xml:space="preserve">2.1. Предоплата 100% от общей цены договора в размере 3 450 001 (три миллиона четыреста пятьдесят тысяч один) рубль, в т.ч. НДС 22%, в течение 5 (пяти) банковских дней с момента подписания настоящей Спецификации, на основании выставленного Поставщиком счёта.</ns0:t>
+        <ns0:t xml:space="preserve">2.1. Оплата 100% от общей цены договора в размере 3 450 001 (три миллиона четыреста пятьдесят тысяч один) рубль, в т.ч. НДС 22%, в течение 5 (пяти) банковских дней с момента подписания настоящей Спецификации, на основании выставленного Поставщиком счёта.</ns0:t>
       </ns0:r>
     </ns0:p>
     <ns0:p ns2:paraId="6545C285" ns2:textId="77777777" ns0:rsidR="0051748C" ns0:rsidRPr="008B62CE" ns0:rsidRDefault="0051748C" ns0:rsidP="0051748C">
